--- a/artifacts/CORE-05/build/internal-policy-library-data-retention-policy.docx
+++ b/artifacts/CORE-05/build/internal-policy-library-data-retention-policy.docx
@@ -8,15 +8,6 @@
         <w:pStyle w:val="Heading1"/>
       </w:pPr>
       <w:r>
-        <w:rPr>
-          <w:rStyle w:val="SectionNumber"/>
-        </w:rPr>
-        <w:t xml:space="preserve">1</w:t>
-      </w:r>
-      <w:r>
-        <w:tab/>
-      </w:r>
-      <w:r>
         <w:t xml:space="preserve">Data Retention Policy</w:t>
       </w:r>
     </w:p>
@@ -25,15 +16,6 @@
       <w:pPr>
         <w:pStyle w:val="Heading2"/>
       </w:pPr>
-      <w:r>
-        <w:rPr>
-          <w:rStyle w:val="SectionNumber"/>
-        </w:rPr>
-        <w:t xml:space="preserve">1.1</w:t>
-      </w:r>
-      <w:r>
-        <w:tab/>
-      </w:r>
       <w:r>
         <w:t xml:space="preserve">Document Control</w:t>
       </w:r>
@@ -323,15 +305,6 @@
         <w:pStyle w:val="Heading2"/>
       </w:pPr>
       <w:r>
-        <w:rPr>
-          <w:rStyle w:val="SectionNumber"/>
-        </w:rPr>
-        <w:t xml:space="preserve">1.2</w:t>
-      </w:r>
-      <w:r>
-        <w:tab/>
-      </w:r>
-      <w:r>
         <w:t xml:space="preserve">1. Purpose</w:t>
       </w:r>
     </w:p>
@@ -376,15 +349,6 @@
         <w:pStyle w:val="Heading2"/>
       </w:pPr>
       <w:r>
-        <w:rPr>
-          <w:rStyle w:val="SectionNumber"/>
-        </w:rPr>
-        <w:t xml:space="preserve">1.3</w:t>
-      </w:r>
-      <w:r>
-        <w:tab/>
-      </w:r>
-      <w:r>
         <w:t xml:space="preserve">2. Scope</w:t>
       </w:r>
     </w:p>
@@ -393,15 +357,6 @@
       <w:pPr>
         <w:pStyle w:val="Heading3"/>
       </w:pPr>
-      <w:r>
-        <w:rPr>
-          <w:rStyle w:val="SectionNumber"/>
-        </w:rPr>
-        <w:t xml:space="preserve">1.3.1</w:t>
-      </w:r>
-      <w:r>
-        <w:tab/>
-      </w:r>
       <w:r>
         <w:t xml:space="preserve">2.1 Who and What This Covers</w:t>
       </w:r>
@@ -428,15 +383,6 @@
       <w:pPr>
         <w:pStyle w:val="Heading3"/>
       </w:pPr>
-      <w:r>
-        <w:rPr>
-          <w:rStyle w:val="SectionNumber"/>
-        </w:rPr>
-        <w:t xml:space="preserve">1.3.2</w:t>
-      </w:r>
-      <w:r>
-        <w:tab/>
-      </w:r>
       <w:r>
         <w:t xml:space="preserve">2.2 Definitions</w:t>
       </w:r>
@@ -556,15 +502,6 @@
       <w:pPr>
         <w:pStyle w:val="Heading2"/>
       </w:pPr>
-      <w:r>
-        <w:rPr>
-          <w:rStyle w:val="SectionNumber"/>
-        </w:rPr>
-        <w:t xml:space="preserve">1.4</w:t>
-      </w:r>
-      <w:r>
-        <w:tab/>
-      </w:r>
       <w:r>
         <w:t xml:space="preserve">3. Retention Periods</w:t>
       </w:r>
@@ -1294,15 +1231,6 @@
         <w:pStyle w:val="Heading2"/>
       </w:pPr>
       <w:r>
-        <w:rPr>
-          <w:rStyle w:val="SectionNumber"/>
-        </w:rPr>
-        <w:t xml:space="preserve">1.5</w:t>
-      </w:r>
-      <w:r>
-        <w:tab/>
-      </w:r>
-      <w:r>
         <w:t xml:space="preserve">4. Legal Hold</w:t>
       </w:r>
     </w:p>
@@ -1389,15 +1317,6 @@
         <w:pStyle w:val="Heading2"/>
       </w:pPr>
       <w:r>
-        <w:rPr>
-          <w:rStyle w:val="SectionNumber"/>
-        </w:rPr>
-        <w:t xml:space="preserve">1.6</w:t>
-      </w:r>
-      <w:r>
-        <w:tab/>
-      </w:r>
-      <w:r>
         <w:t xml:space="preserve">5. Systems of Record and Storage</w:t>
       </w:r>
     </w:p>
@@ -1423,15 +1342,6 @@
       <w:pPr>
         <w:pStyle w:val="Heading2"/>
       </w:pPr>
-      <w:r>
-        <w:rPr>
-          <w:rStyle w:val="SectionNumber"/>
-        </w:rPr>
-        <w:t xml:space="preserve">1.7</w:t>
-      </w:r>
-      <w:r>
-        <w:tab/>
-      </w:r>
       <w:r>
         <w:t xml:space="preserve">6. Disposal and Defensible Deletion</w:t>
       </w:r>
@@ -1519,15 +1429,6 @@
         <w:pStyle w:val="Heading2"/>
       </w:pPr>
       <w:r>
-        <w:rPr>
-          <w:rStyle w:val="SectionNumber"/>
-        </w:rPr>
-        <w:t xml:space="preserve">1.8</w:t>
-      </w:r>
-      <w:r>
-        <w:tab/>
-      </w:r>
-      <w:r>
         <w:t xml:space="preserve">7. Roles and Responsibilities</w:t>
       </w:r>
     </w:p>
@@ -1646,15 +1547,6 @@
         <w:pStyle w:val="Heading2"/>
       </w:pPr>
       <w:r>
-        <w:rPr>
-          <w:rStyle w:val="SectionNumber"/>
-        </w:rPr>
-        <w:t xml:space="preserve">1.9</w:t>
-      </w:r>
-      <w:r>
-        <w:tab/>
-      </w:r>
-      <w:r>
         <w:t xml:space="preserve">8. Exceptions</w:t>
       </w:r>
     </w:p>
@@ -1681,15 +1573,6 @@
         <w:pStyle w:val="Heading2"/>
       </w:pPr>
       <w:r>
-        <w:rPr>
-          <w:rStyle w:val="SectionNumber"/>
-        </w:rPr>
-        <w:t xml:space="preserve">1.10</w:t>
-      </w:r>
-      <w:r>
-        <w:tab/>
-      </w:r>
-      <w:r>
         <w:t xml:space="preserve">9. Enforcement</w:t>
       </w:r>
     </w:p>
@@ -1707,15 +1590,6 @@
       <w:pPr>
         <w:pStyle w:val="Heading2"/>
       </w:pPr>
-      <w:r>
-        <w:rPr>
-          <w:rStyle w:val="SectionNumber"/>
-        </w:rPr>
-        <w:t xml:space="preserve">1.11</w:t>
-      </w:r>
-      <w:r>
-        <w:tab/>
-      </w:r>
       <w:r>
         <w:t xml:space="preserve">10. Related Documents</w:t>
       </w:r>
@@ -1774,15 +1648,6 @@
       <w:pPr>
         <w:pStyle w:val="Heading2"/>
       </w:pPr>
-      <w:r>
-        <w:rPr>
-          <w:rStyle w:val="SectionNumber"/>
-        </w:rPr>
-        <w:t xml:space="preserve">1.12</w:t>
-      </w:r>
-      <w:r>
-        <w:tab/>
-      </w:r>
       <w:r>
         <w:t xml:space="preserve">Version History</w:t>
       </w:r>
